--- a/templates/label_number.docx
+++ b/templates/label_number.docx
@@ -335,7 +335,7 @@
                 <w:sz w:val="16"/>
                 <w:szCs w:val="16"/>
               </w:rPr>
-              <w:t>2</w:t>
+              <w:t>11</w:t>
             </w:r>
             <w:r>
               <w:rPr>
@@ -573,7 +573,7 @@
                 <w:sz w:val="16"/>
                 <w:szCs w:val="16"/>
               </w:rPr>
-              <w:t>3</w:t>
+              <w:t>21</w:t>
             </w:r>
             <w:r>
               <w:rPr>
@@ -874,7 +874,7 @@
                 <w:sz w:val="16"/>
                 <w:szCs w:val="16"/>
               </w:rPr>
-              <w:t>4</w:t>
+              <w:t>2</w:t>
             </w:r>
             <w:r>
               <w:rPr>
@@ -1113,7 +1113,7 @@
                 <w:sz w:val="16"/>
                 <w:szCs w:val="16"/>
               </w:rPr>
-              <w:t>5</w:t>
+              <w:t>12</w:t>
             </w:r>
             <w:r>
               <w:rPr>
@@ -1351,7 +1351,7 @@
                 <w:sz w:val="16"/>
                 <w:szCs w:val="16"/>
               </w:rPr>
-              <w:t>6</w:t>
+              <w:t>22</w:t>
             </w:r>
             <w:r>
               <w:rPr>
@@ -1572,7 +1572,7 @@
                 <w:sz w:val="16"/>
                 <w:szCs w:val="16"/>
               </w:rPr>
-              <w:t>7</w:t>
+              <w:t>3</w:t>
             </w:r>
             <w:r>
               <w:rPr>
@@ -1811,7 +1811,7 @@
                 <w:sz w:val="16"/>
                 <w:szCs w:val="16"/>
               </w:rPr>
-              <w:t>8</w:t>
+              <w:t>13</w:t>
             </w:r>
             <w:r>
               <w:rPr>
@@ -2049,7 +2049,7 @@
                 <w:sz w:val="16"/>
                 <w:szCs w:val="16"/>
               </w:rPr>
-              <w:t>9</w:t>
+              <w:t>23</w:t>
             </w:r>
             <w:r>
               <w:rPr>
@@ -2270,7 +2270,7 @@
                 <w:sz w:val="16"/>
                 <w:szCs w:val="16"/>
               </w:rPr>
-              <w:t>10</w:t>
+              <w:t>4</w:t>
             </w:r>
             <w:r>
               <w:rPr>
@@ -2509,7 +2509,7 @@
                 <w:sz w:val="16"/>
                 <w:szCs w:val="16"/>
               </w:rPr>
-              <w:t>11</w:t>
+              <w:t>14</w:t>
             </w:r>
             <w:r>
               <w:rPr>
@@ -2750,7 +2750,7 @@
                 <w:sz w:val="16"/>
                 <w:szCs w:val="16"/>
               </w:rPr>
-              <w:t>12</w:t>
+              <w:t>24</w:t>
             </w:r>
             <w:r>
               <w:rPr>
@@ -2971,7 +2971,7 @@
                 <w:sz w:val="16"/>
                 <w:szCs w:val="16"/>
               </w:rPr>
-              <w:t>13</w:t>
+              <w:t>5</w:t>
             </w:r>
             <w:r>
               <w:rPr>
@@ -3209,7 +3209,7 @@
                 <w:sz w:val="16"/>
                 <w:szCs w:val="16"/>
               </w:rPr>
-              <w:t>14</w:t>
+              <w:t>15</w:t>
             </w:r>
             <w:r>
               <w:rPr>
@@ -3447,7 +3447,7 @@
                 <w:sz w:val="16"/>
                 <w:szCs w:val="16"/>
               </w:rPr>
-              <w:t>15</w:t>
+              <w:t>25</w:t>
             </w:r>
             <w:r>
               <w:rPr>
@@ -3668,7 +3668,7 @@
                 <w:sz w:val="16"/>
                 <w:szCs w:val="16"/>
               </w:rPr>
-              <w:t>16</w:t>
+              <w:t>5</w:t>
             </w:r>
             <w:r>
               <w:rPr>
@@ -3906,7 +3906,7 @@
                 <w:sz w:val="16"/>
                 <w:szCs w:val="16"/>
               </w:rPr>
-              <w:t>17</w:t>
+              <w:t>16</w:t>
             </w:r>
             <w:r>
               <w:rPr>
@@ -4144,7 +4144,7 @@
                 <w:sz w:val="16"/>
                 <w:szCs w:val="16"/>
               </w:rPr>
-              <w:t>18</w:t>
+              <w:t>26</w:t>
             </w:r>
             <w:r>
               <w:rPr>
@@ -4365,7 +4365,7 @@
                 <w:sz w:val="16"/>
                 <w:szCs w:val="16"/>
               </w:rPr>
-              <w:t>19</w:t>
+              <w:t>7</w:t>
             </w:r>
             <w:r>
               <w:rPr>
@@ -4603,7 +4603,7 @@
                 <w:sz w:val="16"/>
                 <w:szCs w:val="16"/>
               </w:rPr>
-              <w:t>20</w:t>
+              <w:t>17</w:t>
             </w:r>
             <w:r>
               <w:rPr>
@@ -4841,7 +4841,7 @@
                 <w:sz w:val="16"/>
                 <w:szCs w:val="16"/>
               </w:rPr>
-              <w:t>21</w:t>
+              <w:t>27</w:t>
             </w:r>
             <w:r>
               <w:rPr>
@@ -5062,7 +5062,7 @@
                 <w:sz w:val="16"/>
                 <w:szCs w:val="16"/>
               </w:rPr>
-              <w:t>22</w:t>
+              <w:t>8</w:t>
             </w:r>
             <w:r>
               <w:rPr>
@@ -5300,7 +5300,7 @@
                 <w:sz w:val="16"/>
                 <w:szCs w:val="16"/>
               </w:rPr>
-              <w:t>23</w:t>
+              <w:t>18</w:t>
             </w:r>
             <w:r>
               <w:rPr>
@@ -5538,7 +5538,7 @@
                 <w:sz w:val="16"/>
                 <w:szCs w:val="16"/>
               </w:rPr>
-              <w:t>24</w:t>
+              <w:t>28</w:t>
             </w:r>
             <w:r>
               <w:rPr>
@@ -5759,7 +5759,7 @@
                 <w:sz w:val="16"/>
                 <w:szCs w:val="16"/>
               </w:rPr>
-              <w:t>25</w:t>
+              <w:t>9</w:t>
             </w:r>
             <w:r>
               <w:rPr>
@@ -5997,7 +5997,7 @@
                 <w:sz w:val="16"/>
                 <w:szCs w:val="16"/>
               </w:rPr>
-              <w:t>26</w:t>
+              <w:t>19</w:t>
             </w:r>
             <w:r>
               <w:rPr>
@@ -6235,7 +6235,7 @@
                 <w:sz w:val="16"/>
                 <w:szCs w:val="16"/>
               </w:rPr>
-              <w:t>27</w:t>
+              <w:t>29</w:t>
             </w:r>
             <w:r>
               <w:rPr>
@@ -6456,7 +6456,7 @@
                 <w:sz w:val="16"/>
                 <w:szCs w:val="16"/>
               </w:rPr>
-              <w:t>28</w:t>
+              <w:t>10</w:t>
             </w:r>
             <w:r>
               <w:rPr>
@@ -6694,7 +6694,7 @@
                 <w:sz w:val="16"/>
                 <w:szCs w:val="16"/>
               </w:rPr>
-              <w:t>29</w:t>
+              <w:t>20</w:t>
             </w:r>
             <w:r>
               <w:rPr>

--- a/templates/label_number.docx
+++ b/templates/label_number.docx
@@ -3668,7 +3668,7 @@
                 <w:sz w:val="16"/>
                 <w:szCs w:val="16"/>
               </w:rPr>
-              <w:t>5</w:t>
+              <w:t>6</w:t>
             </w:r>
             <w:r>
               <w:rPr>
